--- a/📝文章/20260829/利物浦vs诺丁汉_头条深度版.docx
+++ b/📝文章/20260829/利物浦vs诺丁汉_头条深度版.docx
@@ -42,7 +42,7 @@
           <w:b w:val="0"/>
           <w:sz w:val="21"/>
         </w:rPr>
-        <w:t>很多人看到利物浦在安菲尔德打诺丁汉，以为这是开季主场首秀的碾压局——机构也给主队开了 64.6% 的热度。但后台模型跑完，利物浦只有 39.9%：近10场 3胜4平3负、上季末 3 场不胜、6 人伤停里有 2 个门将；而诺丁汉是这支利物浦的主场克星——近 4 次做客安菲尔德 2 胜 2 负，2025 年 11 月在这里 0:3 完胜过。</w:t>
+        <w:t>很多人看到利物浦在安菲尔德打诺丁汉，以为这是开季主场首秀的碾压局，机构也给主队开了 64.6% 的热度。但后台模型跑完，利物浦只有 39.9%：近10场 3胜4平3负、上季末 3 场不胜、6 人伤停里有 2 个门将；而诺丁汉是这支利物浦的主场克星：近 4 次做客安菲尔德 2 胜 2 负，2025 年 11 月在这里 0:3 完胜过。</w:t>
       </w:r>
     </w:p>
     <w:p>
@@ -56,7 +56,7 @@
           <w:color w:val="1A237E"/>
           <w:sz w:val="21"/>
         </w:rPr>
-        <w:t>结论先行：利物浦的价里，一半是安菲尔德，一半是名字。最干净的不是方向，是净胜两球这个门槛——模型只给 18.2%，市场给了 40.3%。</w:t>
+        <w:t>结论先行：利物浦的价里，一半是安菲尔德，一半是名字。最干净的不是方向，是净胜两球这个门槛：模型只给 18.2%，市场给了 40.3%。</w:t>
       </w:r>
     </w:p>
     <w:p>
@@ -83,7 +83,7 @@
           <w:b w:val="0"/>
           <w:sz w:val="21"/>
         </w:rPr>
-        <w:t>先看表象：利物浦主场首秀，身价和阵容评分都碾压诺丁汉，机构给 64.6% 主胜、净胜两球 40.3%——怎么看都是安菲尔德例行碾压。</w:t>
+        <w:t>先看表象：利物浦主场首秀，身价和阵容评分都碾压诺丁汉，机构给 64.6% 主胜、净胜两球 40.3%，怎么看都是安菲尔德例行碾压。</w:t>
       </w:r>
     </w:p>
     <w:p>
@@ -96,7 +96,7 @@
           <w:b w:val="0"/>
           <w:sz w:val="21"/>
         </w:rPr>
-        <w:t>再看暗礁：① 状态——近10场 3胜4平3负，上季末联赛 3 场不胜（1:1布伦特、2:4维拉、1:1切尔西），热身还 2:4 输过利兹联（半场 2:0 被逆转）；② 伤停——6 人伤停里有 2 个门将（Woodman + 亚罗什）+ 3 个后卫 + 1 个前锋，防线是替补班底，门将位置双保险报废；③ 克星——利物浦主场对诺丁汉近 4 次 2胜2负，2025 年 11 月安菲尔德 0:3 惨败、2024 年 9 月 0:1；④ 诺丁汉客场不软——同主客（客）战况 6胜1平3负。</w:t>
+        <w:t>再看暗礁：① 状态：近10场 3胜4平3负，上季末联赛 3 场不胜（1:1布伦特、2:4维拉、1:1切尔西），热身还 2:4 输过利兹联（半场 2:0 被逆转）；② 伤停：6 人伤停里有 2 个门将（Woodman + 亚罗什）+ 3 个后卫 + 1 个前锋，防线是替补班底，门将位置双保险报废；③ 克星：利物浦主场对诺丁汉近 4 次 2胜2负，2025 年 11 月安菲尔德 0:3 惨败、2024 年 9 月 0:1；④ 诺丁汉客场不软：同主客（客）战况 6胜1平3负。</w:t>
       </w:r>
     </w:p>
     <w:tbl>
@@ -410,7 +410,7 @@
           <w:color w:val="9E9E9E"/>
           <w:sz w:val="17"/>
         </w:rPr>
-        <w:t>诺丁汉近一周对利兹两连败（联赛 0:1 + 联赛杯 0:2），当前状态也不热——但它的克星属性是历史惯性，不是临时状态。</w:t>
+        <w:t>诺丁汉近一周对利兹两连败（联赛 0:1 + 联赛杯 0:2），当前状态也不热，但它的克星属性是历史惯性，不是临时状态。</w:t>
       </w:r>
     </w:p>
     <w:p>
@@ -921,7 +921,7 @@
           <w:b w:val="0"/>
           <w:sz w:val="21"/>
         </w:rPr>
-        <w:t>⚔️ 战意：利物浦开季主场首秀——豪门在主场的首战不能丢分，舆论压力实打实；诺丁汉刚被利兹双杀，客场急需止血。两边都想赢，但利物浦更输不起。</w:t>
+        <w:t>⚔️ 战意：利物浦开季主场首秀：豪门在主场的首战不能丢分，舆论压力实打实；诺丁汉刚被利兹双杀，客场急需止血。两边都想赢，但利物浦更输不起。</w:t>
       </w:r>
     </w:p>
     <w:p>
@@ -934,7 +934,7 @@
           <w:b w:val="0"/>
           <w:sz w:val="21"/>
         </w:rPr>
-        <w:t>💰 信号：市场的 64.6% 押的是「安菲尔德 + 名字」；模型的 39.9% 押的是「状态 + 伤停」——6 人伤停（含 2 门将）的折损显然没被价格消化干净，净胜两球 40.3% vs 18.2% 的差价就是证据。进球数也打架：模型 42.4% vs 市场六成大球——交锋近 9 场只有 3 场 ≥3 球、场均 2.0 球的小球惯性，诺丁汉客场又是求稳打法。</w:t>
+        <w:t>💰 信号：市场的 64.6% 押的是「安菲尔德 + 名字」；模型的 39.9% 押的是「状态 + 伤停」：6 人伤停（含 2 门将）的折损显然没被价格消化干净，净胜两球 40.3% vs 18.2% 的差价就是证据。进球数也打架：模型 42.4% vs 市场六成大球，交锋近 9 场只有 3 场 ≥3 球、场均 2.0 球的小球惯性，诺丁汉客场又是求稳打法。</w:t>
       </w:r>
     </w:p>
     <w:p>
@@ -947,7 +947,7 @@
           <w:b w:val="0"/>
           <w:sz w:val="21"/>
         </w:rPr>
-        <w:t>🌍 外部视角：综合数据倾向——「利物浦=豪门主场首秀 + 6 人伤停」对「诺丁汉=利兹两连败 + 安菲尔德克星」，两组事实互相打架。说句不好听的，这场比赛的定价里，机构的记忆还停在利物浦是那支不败之师，模型看到的却是替补门将把守的防线。</w:t>
+        <w:t>🌍 外部视角：综合数据倾向：「利物浦=豪门主场首秀 + 6 人伤停」对「诺丁汉=利兹两连败 + 安菲尔德克星」，两组事实互相打架。说句不好听的，这场比赛的定价里，机构的记忆还停在利物浦是那支不败之师，模型看到的却是替补门将把守的防线。</w:t>
       </w:r>
     </w:p>
     <w:p>

--- a/📝文章/20260829/利物浦vs诺丁汉_头条深度版.docx
+++ b/📝文章/20260829/利物浦vs诺丁汉_头条深度版.docx
@@ -1255,7 +1255,7 @@
           <w:b w:val="0"/>
           <w:sz w:val="21"/>
         </w:rPr>
-        <w:t>利物浦 64.6% 的热度你信吗？6 人伤停里有 2 个门将的利物浦，打安菲尔德克星诺丁汉，你赌净胜两球还是受让？评论区留下你的预测比分，赛后我们用实战赛果复盘模型精度。</w:t>
+        <w:t>利物浦 64.6% 的热度你信吗？6 人伤停里有 2 个门将的利物浦，打安菲尔德克星诺丁汉，你更信净胜两球还是受让？评论区留下你的预测比分，赛后我们用实战赛果复盘模型精度。</w:t>
       </w:r>
     </w:p>
     <w:p>
